--- a/Antonio_Colomba_Modern_Resume.docx
+++ b/Antonio_Colomba_Modern_Resume.docx
@@ -538,7 +538,7 @@
           <w:color w:val="202833"/>
           <w:sz w:val="19"/>
         </w:rPr>
-        <w:t>Delivered high-end retouching and visual finishing for agency, studio, and commercial clients including Foam Digital, McCann Erickson, Urban Studio, Nucleus Imaging, Digital Evolution, EMR Systems, Fuel Digital, Color Edge, and Young &amp; Rubicam Inc.</w:t>
+        <w:t>Delivered high-end retouching and visual finishing for agency, studio, and commercial clients including McCann Erickson, Foam Digital, Urban Studio, Nucleus Imaging, Digital Evolution, EMR Systems, Fuel Digital, Color Edge, and Young &amp; Rubicam Inc.</w:t>
       </w:r>
     </w:p>
     <w:p>

--- a/Antonio_Colomba_Modern_Resume.docx
+++ b/Antonio_Colomba_Modern_Resume.docx
@@ -684,7 +684,7 @@
           <w:color w:val="202833"/>
           <w:sz w:val="18"/>
         </w:rPr>
-        <w:t>Digital Media Arts College, M.F.A. Visual Effects Animation, Highest Academic Distinction.</w:t>
+        <w:t>Digital Media Arts College, now part of Lynn University, M.F.A. Visual Effects Animation, Highest Academic Distinction.</w:t>
       </w:r>
     </w:p>
     <w:p>
@@ -701,7 +701,7 @@
           <w:color w:val="202833"/>
           <w:sz w:val="18"/>
         </w:rPr>
-        <w:t>Digital Media Arts College, B.F.A. 3D Character Animation, Summa Cum Laude, First in Class 2015.</w:t>
+        <w:t>Digital Media Arts College, now part of Lynn University, B.F.A. 3D Character Animation, Summa Cum Laude, First in Class 2015.</w:t>
       </w:r>
     </w:p>
     <w:p>

--- a/Antonio_Colomba_Modern_Resume.docx
+++ b/Antonio_Colomba_Modern_Resume.docx
@@ -701,7 +701,7 @@
           <w:color w:val="202833"/>
           <w:sz w:val="18"/>
         </w:rPr>
-        <w:t>Digital Media Arts College, now part of Lynn University, B.F.A. 3D Character Animation, Summa Cum Laude, First in Class 2015.</w:t>
+        <w:t>Digital Media Arts College, now part of Lynn University, B.F.A. 3D Character Animation, Summa Cum Laude.</w:t>
       </w:r>
     </w:p>
     <w:p>
